--- a/content/w131.docx
+++ b/content/w131.docx
@@ -394,6 +394,20 @@
         </w:tc>
       </w:tr>
     </w:tbl>
+    <w:p>
+      <w:pPr>
+        <w:pStyle w:val="FirstParagraph"/>
+      </w:pPr>
+      <w:r>
+        <w:t xml:space="preserve">Notes:</w:t>
+      </w:r>
+      <w:r>
+        <w:t xml:space="preserve"> </w:t>
+      </w:r>
+      <w:r>
+        <w:t xml:space="preserve">Alignment</w:t>
+      </w:r>
+    </w:p>
     <w:bookmarkEnd w:id="30"/>
     <w:sectPr>
       <w:footnotePr>

--- a/content/w131.docx
+++ b/content/w131.docx
@@ -7,7 +7,7 @@
         <w:pStyle w:val="Title"/>
       </w:pPr>
       <w:r>
-        <w:t xml:space="preserve">Placeholder - Check Back Later</w:t>
+        <w:t xml:space="preserve">13.1 - The Singularity and The Future</w:t>
       </w:r>
     </w:p>
     <w:p>
@@ -34,13 +34,13 @@
         <w:t xml:space="preserve">S2026</w:t>
       </w:r>
     </w:p>
-    <w:bookmarkStart w:id="20" w:name="debate"/>
+    <w:bookmarkStart w:id="20" w:name="think"/>
     <w:p>
       <w:pPr>
         <w:pStyle w:val="Heading4"/>
       </w:pPr>
       <w:r>
-        <w:t xml:space="preserve">⚖️ Debate!</w:t>
+        <w:t xml:space="preserve">🧠 Think:</w:t>
       </w:r>
     </w:p>
     <w:p>
@@ -56,17 +56,49 @@
           <w:i/>
           <w:iCs/>
         </w:rPr>
-        <w:t xml:space="preserve">test</w:t>
+        <w:t xml:space="preserve">What does the future hold? Is there an AI Singularity on the horizon?</w:t>
+      </w:r>
+    </w:p>
+    <w:p>
+      <w:pPr>
+        <w:pStyle w:val="Compact"/>
+        <w:numPr>
+          <w:ilvl w:val="0"/>
+          <w:numId w:val="1001"/>
+        </w:numPr>
+      </w:pPr>
+      <w:r>
+        <w:rPr>
+          <w:i/>
+          <w:iCs/>
+        </w:rPr>
+        <w:t xml:space="preserve">Are current AI paradigms, products, and tools sufficient to bring about substantial technological and societal change? Do we need a new paradigm for AI to continue to advance? Is there another AI winter on the horizon without substantial new scientific and technological invention?</w:t>
+      </w:r>
+    </w:p>
+    <w:p>
+      <w:pPr>
+        <w:pStyle w:val="Compact"/>
+        <w:numPr>
+          <w:ilvl w:val="0"/>
+          <w:numId w:val="1001"/>
+        </w:numPr>
+      </w:pPr>
+      <w:r>
+        <w:rPr>
+          <w:i/>
+          <w:iCs/>
+        </w:rPr>
+        <w:t xml:space="preserve">Is AI a greater or lesser exisential risk than other threats (nuclear, climate, disease, etc) facing humanity? Or is AI not really about threat at all, and more about promise? Can we build a better future for us all with technology?</w:t>
       </w:r>
     </w:p>
     <w:bookmarkEnd w:id="20"/>
-    <w:bookmarkStart w:id="21" w:name="think"/>
+    <w:bookmarkStart w:id="22" w:name="read"/>
     <w:p>
       <w:pPr>
         <w:pStyle w:val="Heading4"/>
       </w:pPr>
       <w:r>
-        <w:t xml:space="preserve">🧠 Think:</w:t>
+        <w:t xml:space="preserve">📖 Read:</w:t>
       </w:r>
     </w:p>
     <w:p>
@@ -78,21 +110,34 @@
         </w:numPr>
       </w:pPr>
       <w:r>
-        <w:rPr>
-          <w:i/>
-          <w:iCs/>
-        </w:rPr>
-        <w:t xml:space="preserve">test</w:t>
-      </w:r>
-    </w:p>
-    <w:bookmarkEnd w:id="21"/>
-    <w:bookmarkStart w:id="22" w:name="read"/>
+        <w:t xml:space="preserve">Blili-Hamelin et al, 2025.</w:t>
+      </w:r>
+      <w:r>
+        <w:t xml:space="preserve"> </w:t>
+      </w:r>
+      <w:r>
+        <w:t xml:space="preserve">“</w:t>
+      </w:r>
+      <w:hyperlink r:id="rId21">
+        <w:r>
+          <w:rPr>
+            <w:rStyle w:val="Hyperlink"/>
+          </w:rPr>
+          <w:t xml:space="preserve">Stop Treating AGI as the North Star of AI research</w:t>
+        </w:r>
+      </w:hyperlink>
+      <w:r>
+        <w:t xml:space="preserve">”</w:t>
+      </w:r>
+    </w:p>
+    <w:bookmarkEnd w:id="22"/>
+    <w:bookmarkStart w:id="24" w:name="watch"/>
     <w:p>
       <w:pPr>
         <w:pStyle w:val="Heading4"/>
       </w:pPr>
       <w:r>
-        <w:t xml:space="preserve">📖 Read:</w:t>
+        <w:t xml:space="preserve">📺 Watch:</w:t>
       </w:r>
     </w:p>
     <w:p>
@@ -104,11 +149,28 @@
         </w:numPr>
       </w:pPr>
       <w:r>
-        <w:t xml:space="preserve">test</w:t>
-      </w:r>
-    </w:p>
-    <w:bookmarkEnd w:id="22"/>
-    <w:bookmarkStart w:id="23" w:name="listen"/>
+        <w:t xml:space="preserve">Mitchell, 2025.</w:t>
+      </w:r>
+      <w:r>
+        <w:t xml:space="preserve"> </w:t>
+      </w:r>
+      <w:r>
+        <w:t xml:space="preserve">“</w:t>
+      </w:r>
+      <w:hyperlink r:id="rId23">
+        <w:r>
+          <w:rPr>
+            <w:rStyle w:val="Hyperlink"/>
+          </w:rPr>
+          <w:t xml:space="preserve">The Past, Present, and Uncertain Future of AI</w:t>
+        </w:r>
+      </w:hyperlink>
+      <w:r>
+        <w:t xml:space="preserve">”</w:t>
+      </w:r>
+    </w:p>
+    <w:bookmarkEnd w:id="24"/>
+    <w:bookmarkStart w:id="26" w:name="listen"/>
     <w:p>
       <w:pPr>
         <w:pStyle w:val="Heading4"/>
@@ -126,17 +188,135 @@
         </w:numPr>
       </w:pPr>
       <w:r>
-        <w:t xml:space="preserve">test</w:t>
-      </w:r>
-    </w:p>
-    <w:bookmarkEnd w:id="23"/>
-    <w:bookmarkStart w:id="24" w:name="watch"/>
+        <w:rPr>
+          <w:i/>
+          <w:iCs/>
+        </w:rPr>
+        <w:t xml:space="preserve">Optional:</w:t>
+      </w:r>
+      <w:r>
+        <w:rPr>
+          <w:i/>
+          <w:iCs/>
+        </w:rPr>
+        <w:t xml:space="preserve"> </w:t>
+      </w:r>
+      <w:r>
+        <w:t xml:space="preserve">Complexity* podcast, Season 2, Episode 6:</w:t>
+      </w:r>
+      <w:r>
+        <w:t xml:space="preserve"> </w:t>
+      </w:r>
+      <w:r>
+        <w:t xml:space="preserve">“</w:t>
+      </w:r>
+      <w:hyperlink r:id="rId25">
+        <w:r>
+          <w:rPr>
+            <w:rStyle w:val="Hyperlink"/>
+          </w:rPr>
+          <w:t xml:space="preserve">AI’s Changing Seasons</w:t>
+        </w:r>
+      </w:hyperlink>
+      <w:r>
+        <w:t xml:space="preserve">”</w:t>
+      </w:r>
+    </w:p>
+    <w:bookmarkEnd w:id="26"/>
+    <w:bookmarkStart w:id="30" w:name="browse"/>
     <w:p>
       <w:pPr>
         <w:pStyle w:val="Heading4"/>
       </w:pPr>
       <w:r>
-        <w:t xml:space="preserve">📺 Watch:</w:t>
+        <w:t xml:space="preserve">🌐 Browse:</w:t>
+      </w:r>
+    </w:p>
+    <w:p>
+      <w:pPr>
+        <w:pStyle w:val="FirstParagraph"/>
+      </w:pPr>
+      <w:r>
+        <w:t xml:space="preserve">*new FB guy venture</w:t>
+      </w:r>
+      <w:r>
+        <w:t xml:space="preserve"> </w:t>
+      </w:r>
+      <w:r>
+        <w:t xml:space="preserve">- Wait But Why (Urban), 2015.</w:t>
+      </w:r>
+      <w:r>
+        <w:t xml:space="preserve"> </w:t>
+      </w:r>
+      <w:r>
+        <w:t xml:space="preserve">“The AI Revolution: The Road to Superintelligence”</w:t>
+      </w:r>
+      <w:r>
+        <w:t xml:space="preserve"> </w:t>
+      </w:r>
+      <w:r>
+        <w:t xml:space="preserve">-</w:t>
+      </w:r>
+      <w:r>
+        <w:t xml:space="preserve"> </w:t>
+      </w:r>
+      <w:hyperlink r:id="rId27">
+        <w:r>
+          <w:rPr>
+            <w:rStyle w:val="Hyperlink"/>
+          </w:rPr>
+          <w:t xml:space="preserve">Part 1</w:t>
+        </w:r>
+      </w:hyperlink>
+      <w:r>
+        <w:t xml:space="preserve"> </w:t>
+      </w:r>
+      <w:r>
+        <w:t xml:space="preserve">-</w:t>
+      </w:r>
+      <w:r>
+        <w:t xml:space="preserve"> </w:t>
+      </w:r>
+      <w:hyperlink r:id="rId28">
+        <w:r>
+          <w:rPr>
+            <w:rStyle w:val="Hyperlink"/>
+          </w:rPr>
+          <w:t xml:space="preserve">Part 2</w:t>
+        </w:r>
+      </w:hyperlink>
+      <w:r>
+        <w:t xml:space="preserve"> </w:t>
+      </w:r>
+      <w:r>
+        <w:t xml:space="preserve">-</w:t>
+      </w:r>
+      <w:r>
+        <w:t xml:space="preserve"> </w:t>
+      </w:r>
+      <w:r>
+        <w:t xml:space="preserve">“</w:t>
+      </w:r>
+      <w:hyperlink r:id="rId29">
+        <w:r>
+          <w:rPr>
+            <w:rStyle w:val="Hyperlink"/>
+          </w:rPr>
+          <w:t xml:space="preserve">AI 2027</w:t>
+        </w:r>
+      </w:hyperlink>
+      <w:r>
+        <w:t xml:space="preserve">”</w:t>
+      </w:r>
+    </w:p>
+    <w:bookmarkEnd w:id="30"/>
+    <w:bookmarkStart w:id="31" w:name="additional-resources"/>
+    <w:p>
+      <w:pPr>
+        <w:pStyle w:val="Heading4"/>
+      </w:pPr>
+      <w:r>
+        <w:t xml:space="preserve">📚 Additional Resources:</w:t>
       </w:r>
     </w:p>
     <w:p>
@@ -148,17 +328,43 @@
         </w:numPr>
       </w:pPr>
       <w:r>
-        <w:t xml:space="preserve">test</w:t>
-      </w:r>
-    </w:p>
-    <w:bookmarkEnd w:id="24"/>
-    <w:bookmarkStart w:id="25" w:name="browse"/>
+        <w:t xml:space="preserve">Kurzweil,</w:t>
+      </w:r>
+      <w:r>
+        <w:t xml:space="preserve"> </w:t>
+      </w:r>
+      <w:r>
+        <w:rPr>
+          <w:i/>
+          <w:iCs/>
+        </w:rPr>
+        <w:t xml:space="preserve">The Singularity is Near</w:t>
+      </w:r>
+      <w:r>
+        <w:t xml:space="preserve"> </w:t>
+      </w:r>
+      <w:r>
+        <w:t xml:space="preserve">and</w:t>
+      </w:r>
+      <w:r>
+        <w:t xml:space="preserve"> </w:t>
+      </w:r>
+      <w:r>
+        <w:rPr>
+          <w:i/>
+          <w:iCs/>
+        </w:rPr>
+        <w:t xml:space="preserve">The Singularity is Nearer</w:t>
+      </w:r>
+    </w:p>
+    <w:bookmarkEnd w:id="31"/>
+    <w:bookmarkStart w:id="35" w:name="submit"/>
     <w:p>
       <w:pPr>
         <w:pStyle w:val="Heading4"/>
       </w:pPr>
       <w:r>
-        <w:t xml:space="preserve">🌐 Browse:</w:t>
+        <w:t xml:space="preserve">📝 Submit:</w:t>
       </w:r>
     </w:p>
     <w:p>
@@ -167,50 +373,6 @@
         <w:numPr>
           <w:ilvl w:val="0"/>
           <w:numId w:val="1006"/>
-        </w:numPr>
-      </w:pPr>
-      <w:r>
-        <w:t xml:space="preserve">test</w:t>
-      </w:r>
-    </w:p>
-    <w:bookmarkEnd w:id="25"/>
-    <w:bookmarkStart w:id="26" w:name="additional-resources"/>
-    <w:p>
-      <w:pPr>
-        <w:pStyle w:val="Heading4"/>
-      </w:pPr>
-      <w:r>
-        <w:t xml:space="preserve">📚 Additional Resources:</w:t>
-      </w:r>
-    </w:p>
-    <w:p>
-      <w:pPr>
-        <w:pStyle w:val="Compact"/>
-        <w:numPr>
-          <w:ilvl w:val="0"/>
-          <w:numId w:val="1007"/>
-        </w:numPr>
-      </w:pPr>
-      <w:r>
-        <w:t xml:space="preserve">test</w:t>
-      </w:r>
-    </w:p>
-    <w:bookmarkEnd w:id="26"/>
-    <w:bookmarkStart w:id="30" w:name="submit"/>
-    <w:p>
-      <w:pPr>
-        <w:pStyle w:val="Heading4"/>
-      </w:pPr>
-      <w:r>
-        <w:t xml:space="preserve">📝 Submit:</w:t>
-      </w:r>
-    </w:p>
-    <w:p>
-      <w:pPr>
-        <w:pStyle w:val="Compact"/>
-        <w:numPr>
-          <w:ilvl w:val="0"/>
-          <w:numId w:val="1008"/>
         </w:numPr>
       </w:pPr>
       <w:r>
@@ -258,18 +420,18 @@
                 <wp:inline>
                   <wp:extent cx="152400" cy="152400"/>
                   <wp:effectExtent b="0" l="0" r="0" t="0"/>
-                  <wp:docPr descr="" title="" id="28" name="Picture"/>
+                  <wp:docPr descr="" title="" id="33" name="Picture"/>
                   <a:graphic>
                     <a:graphicData uri="http://schemas.openxmlformats.org/drawingml/2006/picture">
                       <pic:pic>
                         <pic:nvPicPr>
-                          <pic:cNvPr descr="/opt/quarto/share/formats/docx/tip.png" id="29" name="Picture"/>
+                          <pic:cNvPr descr="/opt/quarto/share/formats/docx/tip.png" id="34" name="Picture"/>
                           <pic:cNvPicPr>
                             <a:picLocks noChangeArrowheads="1" noChangeAspect="1"/>
                           </pic:cNvPicPr>
                         </pic:nvPicPr>
                         <pic:blipFill>
-                          <a:blip r:embed="rId27"/>
+                          <a:blip r:embed="rId32"/>
                           <a:stretch>
                             <a:fillRect/>
                           </a:stretch>
@@ -323,7 +485,7 @@
               <w:pStyle w:val="Compact"/>
               <w:numPr>
                 <w:ilvl w:val="0"/>
-                <w:numId w:val="1009"/>
+                <w:numId w:val="1007"/>
               </w:numPr>
             </w:pPr>
             <w:r>
@@ -359,7 +521,7 @@
               <w:pStyle w:val="Compact"/>
               <w:numPr>
                 <w:ilvl w:val="0"/>
-                <w:numId w:val="1009"/>
+                <w:numId w:val="1007"/>
               </w:numPr>
             </w:pPr>
             <w:r>
@@ -377,7 +539,7 @@
               <w:pStyle w:val="Compact"/>
               <w:numPr>
                 <w:ilvl w:val="0"/>
-                <w:numId w:val="1009"/>
+                <w:numId w:val="1007"/>
               </w:numPr>
             </w:pPr>
             <w:r>
@@ -408,7 +570,7 @@
         <w:t xml:space="preserve">Alignment</w:t>
       </w:r>
     </w:p>
-    <w:bookmarkEnd w:id="30"/>
+    <w:bookmarkEnd w:id="35"/>
     <w:sectPr>
       <w:footnotePr>
         <w:numRestart w:val="eachSect"/>
@@ -644,12 +806,6 @@
     <w:abstractNumId w:val="991"/>
   </w:num>
   <w:num w:numId="1007">
-    <w:abstractNumId w:val="991"/>
-  </w:num>
-  <w:num w:numId="1008">
-    <w:abstractNumId w:val="991"/>
-  </w:num>
-  <w:num w:numId="1009">
     <w:abstractNumId w:val="991"/>
   </w:num>
 </w:numbering>

--- a/content/w131.docx
+++ b/content/w131.docx
@@ -556,20 +556,6 @@
         </w:tc>
       </w:tr>
     </w:tbl>
-    <w:p>
-      <w:pPr>
-        <w:pStyle w:val="FirstParagraph"/>
-      </w:pPr>
-      <w:r>
-        <w:t xml:space="preserve">Notes:</w:t>
-      </w:r>
-      <w:r>
-        <w:t xml:space="preserve"> </w:t>
-      </w:r>
-      <w:r>
-        <w:t xml:space="preserve">Alignment</w:t>
-      </w:r>
-    </w:p>
     <w:bookmarkEnd w:id="35"/>
     <w:sectPr>
       <w:footnotePr>

--- a/content/w131.docx
+++ b/content/w131.docx
@@ -223,7 +223,7 @@
       </w:r>
     </w:p>
     <w:bookmarkEnd w:id="26"/>
-    <w:bookmarkStart w:id="30" w:name="browse"/>
+    <w:bookmarkStart w:id="31" w:name="browse"/>
     <w:p>
       <w:pPr>
         <w:pStyle w:val="Heading4"/>
@@ -237,80 +237,185 @@
         <w:pStyle w:val="FirstParagraph"/>
       </w:pPr>
       <w:r>
-        <w:t xml:space="preserve">*new FB guy venture</w:t>
-      </w:r>
-      <w:r>
+        <w:rPr>
+          <w:i/>
+          <w:iCs/>
+        </w:rPr>
+        <w:t xml:space="preserve">new FB guy venture</w:t>
+      </w:r>
+      <w:r>
+        <w:rPr>
+          <w:i/>
+          <w:iCs/>
+        </w:rPr>
         <w:t xml:space="preserve"> </w:t>
       </w:r>
       <w:r>
+        <w:rPr>
+          <w:i/>
+          <w:iCs/>
+        </w:rPr>
         <w:t xml:space="preserve">- Wait But Why (Urban), 2015.</w:t>
       </w:r>
       <w:r>
+        <w:rPr>
+          <w:i/>
+          <w:iCs/>
+        </w:rPr>
         <w:t xml:space="preserve"> </w:t>
       </w:r>
       <w:r>
+        <w:rPr>
+          <w:i/>
+          <w:iCs/>
+        </w:rPr>
         <w:t xml:space="preserve">“The AI Revolution: The Road to Superintelligence”</w:t>
       </w:r>
       <w:r>
+        <w:rPr>
+          <w:i/>
+          <w:iCs/>
+        </w:rPr>
         <w:t xml:space="preserve"> </w:t>
       </w:r>
       <w:r>
+        <w:rPr>
+          <w:i/>
+          <w:iCs/>
+        </w:rPr>
         <w:t xml:space="preserve">-</w:t>
       </w:r>
       <w:r>
+        <w:rPr>
+          <w:i/>
+          <w:iCs/>
+        </w:rPr>
         <w:t xml:space="preserve"> </w:t>
       </w:r>
       <w:hyperlink r:id="rId27">
         <w:r>
           <w:rPr>
             <w:rStyle w:val="Hyperlink"/>
+            <w:i/>
+            <w:iCs/>
           </w:rPr>
           <w:t xml:space="preserve">Part 1</w:t>
         </w:r>
       </w:hyperlink>
       <w:r>
+        <w:rPr>
+          <w:i/>
+          <w:iCs/>
+        </w:rPr>
         <w:t xml:space="preserve"> </w:t>
       </w:r>
       <w:r>
+        <w:rPr>
+          <w:i/>
+          <w:iCs/>
+        </w:rPr>
         <w:t xml:space="preserve">-</w:t>
       </w:r>
       <w:r>
+        <w:rPr>
+          <w:i/>
+          <w:iCs/>
+        </w:rPr>
         <w:t xml:space="preserve"> </w:t>
       </w:r>
       <w:hyperlink r:id="rId28">
         <w:r>
           <w:rPr>
             <w:rStyle w:val="Hyperlink"/>
+            <w:i/>
+            <w:iCs/>
           </w:rPr>
           <w:t xml:space="preserve">Part 2</w:t>
         </w:r>
       </w:hyperlink>
       <w:r>
+        <w:rPr>
+          <w:i/>
+          <w:iCs/>
+        </w:rPr>
         <w:t xml:space="preserve"> </w:t>
       </w:r>
       <w:r>
+        <w:rPr>
+          <w:i/>
+          <w:iCs/>
+        </w:rPr>
         <w:t xml:space="preserve">-</w:t>
       </w:r>
       <w:r>
+        <w:rPr>
+          <w:i/>
+          <w:iCs/>
+        </w:rPr>
         <w:t xml:space="preserve"> </w:t>
       </w:r>
       <w:r>
+        <w:rPr>
+          <w:i/>
+          <w:iCs/>
+        </w:rPr>
         <w:t xml:space="preserve">“</w:t>
       </w:r>
       <w:hyperlink r:id="rId29">
         <w:r>
           <w:rPr>
             <w:rStyle w:val="Hyperlink"/>
+            <w:i/>
+            <w:iCs/>
           </w:rPr>
           <w:t xml:space="preserve">AI 2027</w:t>
         </w:r>
       </w:hyperlink>
       <w:r>
+        <w:rPr>
+          <w:i/>
+          <w:iCs/>
+        </w:rPr>
         <w:t xml:space="preserve">”</w:t>
       </w:r>
-    </w:p>
-    <w:bookmarkEnd w:id="30"/>
-    <w:bookmarkStart w:id="31" w:name="additional-resources"/>
+      <w:r>
+        <w:rPr>
+          <w:i/>
+          <w:iCs/>
+        </w:rPr>
+        <w:t xml:space="preserve"> </w:t>
+      </w:r>
+      <w:r>
+        <w:rPr>
+          <w:i/>
+          <w:iCs/>
+        </w:rPr>
+        <w:t xml:space="preserve">-</w:t>
+      </w:r>
+      <w:r>
+        <w:rPr>
+          <w:i/>
+          <w:iCs/>
+        </w:rPr>
+        <w:t xml:space="preserve"> </w:t>
+      </w:r>
+      <w:r>
+        <w:t xml:space="preserve">See also*:</w:t>
+      </w:r>
+      <w:r>
+        <w:t xml:space="preserve"> </w:t>
+      </w:r>
+      <w:hyperlink r:id="rId30">
+        <w:r>
+          <w:rPr>
+            <w:rStyle w:val="Hyperlink"/>
+          </w:rPr>
+          <w:t xml:space="preserve">The AI 2027 scenario and what it means: a video tour</w:t>
+        </w:r>
+      </w:hyperlink>
+    </w:p>
+    <w:bookmarkEnd w:id="31"/>
+    <w:bookmarkStart w:id="34" w:name="additional-resources"/>
     <w:p>
       <w:pPr>
         <w:pStyle w:val="Heading4"/>
@@ -357,22 +462,111 @@
         <w:t xml:space="preserve">The Singularity is Nearer</w:t>
       </w:r>
     </w:p>
-    <w:bookmarkEnd w:id="31"/>
-    <w:bookmarkStart w:id="35" w:name="submit"/>
-    <w:p>
-      <w:pPr>
-        <w:pStyle w:val="Heading4"/>
-      </w:pPr>
-      <w:r>
-        <w:t xml:space="preserve">📝 Submit:</w:t>
-      </w:r>
-    </w:p>
     <w:p>
       <w:pPr>
         <w:pStyle w:val="Compact"/>
         <w:numPr>
           <w:ilvl w:val="0"/>
+          <w:numId w:val="1005"/>
+        </w:numPr>
+      </w:pPr>
+      <w:r>
+        <w:t xml:space="preserve">Altman, 2025.</w:t>
+      </w:r>
+      <w:r>
+        <w:t xml:space="preserve"> </w:t>
+      </w:r>
+      <w:r>
+        <w:t xml:space="preserve">“</w:t>
+      </w:r>
+      <w:hyperlink r:id="rId32">
+        <w:r>
+          <w:rPr>
+            <w:rStyle w:val="Hyperlink"/>
+          </w:rPr>
+          <w:t xml:space="preserve">The Gentle Singularity</w:t>
+        </w:r>
+      </w:hyperlink>
+      <w:r>
+        <w:t xml:space="preserve">”</w:t>
+      </w:r>
+    </w:p>
+    <w:p>
+      <w:pPr>
+        <w:pStyle w:val="Compact"/>
+        <w:numPr>
+          <w:ilvl w:val="0"/>
+          <w:numId w:val="1005"/>
+        </w:numPr>
+      </w:pPr>
+      <w:r>
+        <w:t xml:space="preserve">Shojaee, 2025.</w:t>
+      </w:r>
+      <w:r>
+        <w:t xml:space="preserve"> </w:t>
+      </w:r>
+      <w:r>
+        <w:t xml:space="preserve">“The Illusion of Thinking: Undestanding the Strengths and Limitations of Reasoning Models via the Lens of Problem Complexity(https://machinelearning.apple.com/research/illusion-of-thinking)”</w:t>
+      </w:r>
+      <w:r>
+        <w:t xml:space="preserve"> </w:t>
+      </w:r>
+      <w:r>
+        <w:t xml:space="preserve">Apple.</w:t>
+      </w:r>
+    </w:p>
+    <w:p>
+      <w:pPr>
+        <w:pStyle w:val="Compact"/>
+        <w:numPr>
+          <w:ilvl w:val="1"/>
           <w:numId w:val="1006"/>
+        </w:numPr>
+      </w:pPr>
+      <w:r>
+        <w:rPr>
+          <w:i/>
+          <w:iCs/>
+        </w:rPr>
+        <w:t xml:space="preserve">See also</w:t>
+      </w:r>
+      <w:r>
+        <w:t xml:space="preserve">: Marcus, 2025.</w:t>
+      </w:r>
+      <w:r>
+        <w:t xml:space="preserve"> </w:t>
+      </w:r>
+      <w:r>
+        <w:t xml:space="preserve">“</w:t>
+      </w:r>
+      <w:hyperlink r:id="rId33">
+        <w:r>
+          <w:rPr>
+            <w:rStyle w:val="Hyperlink"/>
+          </w:rPr>
+          <w:t xml:space="preserve">Seven replies to the viral Apple reasoning paper – and why they fall short</w:t>
+        </w:r>
+      </w:hyperlink>
+      <w:r>
+        <w:t xml:space="preserve">”</w:t>
+      </w:r>
+    </w:p>
+    <w:bookmarkEnd w:id="34"/>
+    <w:bookmarkStart w:id="38" w:name="submit"/>
+    <w:p>
+      <w:pPr>
+        <w:pStyle w:val="Heading4"/>
+      </w:pPr>
+      <w:r>
+        <w:t xml:space="preserve">📝 Submit:</w:t>
+      </w:r>
+    </w:p>
+    <w:p>
+      <w:pPr>
+        <w:pStyle w:val="Compact"/>
+        <w:numPr>
+          <w:ilvl w:val="0"/>
+          <w:numId w:val="1007"/>
         </w:numPr>
       </w:pPr>
       <w:r>
@@ -420,18 +614,18 @@
                 <wp:inline>
                   <wp:extent cx="152400" cy="152400"/>
                   <wp:effectExtent b="0" l="0" r="0" t="0"/>
-                  <wp:docPr descr="" title="" id="33" name="Picture"/>
+                  <wp:docPr descr="" title="" id="36" name="Picture"/>
                   <a:graphic>
                     <a:graphicData uri="http://schemas.openxmlformats.org/drawingml/2006/picture">
                       <pic:pic>
                         <pic:nvPicPr>
-                          <pic:cNvPr descr="/opt/quarto/share/formats/docx/tip.png" id="34" name="Picture"/>
+                          <pic:cNvPr descr="/opt/quarto/share/formats/docx/tip.png" id="37" name="Picture"/>
                           <pic:cNvPicPr>
                             <a:picLocks noChangeArrowheads="1" noChangeAspect="1"/>
                           </pic:cNvPicPr>
                         </pic:nvPicPr>
                         <pic:blipFill>
-                          <a:blip r:embed="rId32"/>
+                          <a:blip r:embed="rId35"/>
                           <a:stretch>
                             <a:fillRect/>
                           </a:stretch>
@@ -485,7 +679,7 @@
               <w:pStyle w:val="Compact"/>
               <w:numPr>
                 <w:ilvl w:val="0"/>
-                <w:numId w:val="1007"/>
+                <w:numId w:val="1008"/>
               </w:numPr>
             </w:pPr>
             <w:r>
@@ -521,7 +715,7 @@
               <w:pStyle w:val="Compact"/>
               <w:numPr>
                 <w:ilvl w:val="0"/>
-                <w:numId w:val="1007"/>
+                <w:numId w:val="1008"/>
               </w:numPr>
             </w:pPr>
             <w:r>
@@ -539,7 +733,7 @@
               <w:pStyle w:val="Compact"/>
               <w:numPr>
                 <w:ilvl w:val="0"/>
-                <w:numId w:val="1007"/>
+                <w:numId w:val="1008"/>
               </w:numPr>
             </w:pPr>
             <w:r>
@@ -556,7 +750,7 @@
         </w:tc>
       </w:tr>
     </w:tbl>
-    <w:bookmarkEnd w:id="35"/>
+    <w:bookmarkEnd w:id="38"/>
     <w:sectPr>
       <w:footnotePr>
         <w:numRestart w:val="eachSect"/>
@@ -792,6 +986,9 @@
     <w:abstractNumId w:val="991"/>
   </w:num>
   <w:num w:numId="1007">
+    <w:abstractNumId w:val="991"/>
+  </w:num>
+  <w:num w:numId="1008">
     <w:abstractNumId w:val="991"/>
   </w:num>
 </w:numbering>

--- a/content/w131.docx
+++ b/content/w131.docx
@@ -34,7 +34,7 @@
         <w:t xml:space="preserve">S2026</w:t>
       </w:r>
     </w:p>
-    <w:bookmarkStart w:id="20" w:name="think"/>
+    <w:bookmarkStart w:id="9" w:name="think"/>
     <w:p>
       <w:pPr>
         <w:pStyle w:val="Heading4"/>
@@ -91,8 +91,8 @@
         <w:t xml:space="preserve">Is AI a greater or lesser exisential risk than other threats (nuclear, climate, disease, etc) facing humanity? Or is AI not really about threat at all, and more about promise? Can we build a better future for us all with technology?</w:t>
       </w:r>
     </w:p>
-    <w:bookmarkEnd w:id="20"/>
-    <w:bookmarkStart w:id="22" w:name="read"/>
+    <w:bookmarkEnd w:id="9"/>
+    <w:bookmarkStart w:id="11" w:name="read"/>
     <w:p>
       <w:pPr>
         <w:pStyle w:val="Heading4"/>
@@ -118,7 +118,7 @@
       <w:r>
         <w:t xml:space="preserve">“</w:t>
       </w:r>
-      <w:hyperlink r:id="rId21">
+      <w:hyperlink r:id="rId10">
         <w:r>
           <w:rPr>
             <w:rStyle w:val="Hyperlink"/>
@@ -130,8 +130,8 @@
         <w:t xml:space="preserve">”</w:t>
       </w:r>
     </w:p>
-    <w:bookmarkEnd w:id="22"/>
-    <w:bookmarkStart w:id="24" w:name="watch"/>
+    <w:bookmarkEnd w:id="11"/>
+    <w:bookmarkStart w:id="13" w:name="watch"/>
     <w:p>
       <w:pPr>
         <w:pStyle w:val="Heading4"/>
@@ -157,7 +157,7 @@
       <w:r>
         <w:t xml:space="preserve">“</w:t>
       </w:r>
-      <w:hyperlink r:id="rId23">
+      <w:hyperlink r:id="rId12">
         <w:r>
           <w:rPr>
             <w:rStyle w:val="Hyperlink"/>
@@ -169,8 +169,8 @@
         <w:t xml:space="preserve">”</w:t>
       </w:r>
     </w:p>
-    <w:bookmarkEnd w:id="24"/>
-    <w:bookmarkStart w:id="26" w:name="listen"/>
+    <w:bookmarkEnd w:id="13"/>
+    <w:bookmarkStart w:id="15" w:name="listen"/>
     <w:p>
       <w:pPr>
         <w:pStyle w:val="Heading4"/>
@@ -210,7 +210,7 @@
       <w:r>
         <w:t xml:space="preserve">“</w:t>
       </w:r>
-      <w:hyperlink r:id="rId25">
+      <w:hyperlink r:id="rId14">
         <w:r>
           <w:rPr>
             <w:rStyle w:val="Hyperlink"/>
@@ -222,8 +222,8 @@
         <w:t xml:space="preserve">”</w:t>
       </w:r>
     </w:p>
-    <w:bookmarkEnd w:id="26"/>
-    <w:bookmarkStart w:id="31" w:name="browse"/>
+    <w:bookmarkEnd w:id="15"/>
+    <w:bookmarkStart w:id="20" w:name="browse"/>
     <w:p>
       <w:pPr>
         <w:pStyle w:val="Heading4"/>
@@ -292,7 +292,7 @@
         </w:rPr>
         <w:t xml:space="preserve"> </w:t>
       </w:r>
-      <w:hyperlink r:id="rId27">
+      <w:hyperlink r:id="rId16">
         <w:r>
           <w:rPr>
             <w:rStyle w:val="Hyperlink"/>
@@ -323,7 +323,7 @@
         </w:rPr>
         <w:t xml:space="preserve"> </w:t>
       </w:r>
-      <w:hyperlink r:id="rId28">
+      <w:hyperlink r:id="rId17">
         <w:r>
           <w:rPr>
             <w:rStyle w:val="Hyperlink"/>
@@ -361,7 +361,7 @@
         </w:rPr>
         <w:t xml:space="preserve">“</w:t>
       </w:r>
-      <w:hyperlink r:id="rId29">
+      <w:hyperlink r:id="rId18">
         <w:r>
           <w:rPr>
             <w:rStyle w:val="Hyperlink"/>
@@ -405,7 +405,7 @@
       <w:r>
         <w:t xml:space="preserve"> </w:t>
       </w:r>
-      <w:hyperlink r:id="rId30">
+      <w:hyperlink r:id="rId19">
         <w:r>
           <w:rPr>
             <w:rStyle w:val="Hyperlink"/>
@@ -414,8 +414,8 @@
         </w:r>
       </w:hyperlink>
     </w:p>
-    <w:bookmarkEnd w:id="31"/>
-    <w:bookmarkStart w:id="34" w:name="additional-resources"/>
+    <w:bookmarkEnd w:id="20"/>
+    <w:bookmarkStart w:id="23" w:name="additional-resources"/>
     <w:p>
       <w:pPr>
         <w:pStyle w:val="Heading4"/>
@@ -479,7 +479,7 @@
       <w:r>
         <w:t xml:space="preserve">“</w:t>
       </w:r>
-      <w:hyperlink r:id="rId32">
+      <w:hyperlink r:id="rId21">
         <w:r>
           <w:rPr>
             <w:rStyle w:val="Hyperlink"/>
@@ -539,7 +539,7 @@
       <w:r>
         <w:t xml:space="preserve">“</w:t>
       </w:r>
-      <w:hyperlink r:id="rId33">
+      <w:hyperlink r:id="rId22">
         <w:r>
           <w:rPr>
             <w:rStyle w:val="Hyperlink"/>
@@ -551,8 +551,8 @@
         <w:t xml:space="preserve">”</w:t>
       </w:r>
     </w:p>
-    <w:bookmarkEnd w:id="34"/>
-    <w:bookmarkStart w:id="38" w:name="submit"/>
+    <w:bookmarkEnd w:id="23"/>
+    <w:bookmarkStart w:id="27" w:name="submit"/>
     <w:p>
       <w:pPr>
         <w:pStyle w:val="Heading4"/>
@@ -614,18 +614,18 @@
                 <wp:inline>
                   <wp:extent cx="152400" cy="152400"/>
                   <wp:effectExtent b="0" l="0" r="0" t="0"/>
-                  <wp:docPr descr="" title="" id="36" name="Picture"/>
+                  <wp:docPr descr="" title="" id="25" name="Picture"/>
                   <a:graphic>
                     <a:graphicData uri="http://schemas.openxmlformats.org/drawingml/2006/picture">
                       <pic:pic>
                         <pic:nvPicPr>
-                          <pic:cNvPr descr="/opt/quarto/share/formats/docx/tip.png" id="37" name="Picture"/>
+                          <pic:cNvPr descr="/opt/quarto/share/formats/docx/tip.png" id="26" name="Picture"/>
                           <pic:cNvPicPr>
                             <a:picLocks noChangeArrowheads="1" noChangeAspect="1"/>
                           </pic:cNvPicPr>
                         </pic:nvPicPr>
                         <pic:blipFill>
-                          <a:blip r:embed="rId35"/>
+                          <a:blip r:embed="rId24"/>
                           <a:stretch>
                             <a:fillRect/>
                           </a:stretch>
@@ -750,7 +750,7 @@
         </w:tc>
       </w:tr>
     </w:tbl>
-    <w:bookmarkEnd w:id="38"/>
+    <w:bookmarkEnd w:id="27"/>
     <w:sectPr>
       <w:footnotePr>
         <w:numRestart w:val="eachSect"/>
@@ -999,10 +999,10 @@
   <w:docDefaults>
     <w:rPrDefault>
       <w:rPr>
-        <w:rFonts w:asciiTheme="minorHAnsi" w:cstheme="minorBidi" w:eastAsiaTheme="minorHAnsi" w:hAnsiTheme="minorHAnsi"/>
+        <w:rFonts w:asciiTheme="minorHAnsi" w:cstheme="minorBidi" w:eastAsiaTheme="minorEastAsia" w:hAnsiTheme="minorHAnsi"/>
         <w:sz w:val="24"/>
         <w:szCs w:val="24"/>
-        <w:lang w:bidi="ar-SA" w:eastAsia="en-US" w:val="en-US"/>
+        <w:lang w:bidi="ar-SA" w:eastAsia="zh-CN" w:val="en-US"/>
       </w:rPr>
     </w:rPrDefault>
     <w:pPrDefault>
@@ -1543,13 +1543,6 @@
       </w:tblCellMar>
     </w:tblPr>
     <w:tblStylePr w:type="firstRow">
-      <w:tblPr>
-        <w:jc w:val="left"/>
-        <w:tblInd w:type="dxa" w:w="0"/>
-      </w:tblPr>
-      <w:trPr>
-        <w:jc w:val="left"/>
-      </w:trPr>
       <w:tcPr>
         <w:tcBorders>
           <w:bottom w:val="single"/>

--- a/content/w131.docx
+++ b/content/w131.docx
@@ -7,7 +7,7 @@
         <w:pStyle w:val="Title"/>
       </w:pPr>
       <w:r>
-        <w:t xml:space="preserve">13.1 - The Singularity and The Future</w:t>
+        <w:t xml:space="preserve">12.2.2 - The Singularity and The Future</w:t>
       </w:r>
     </w:p>
     <w:p>
